--- a/demo/01_wisconsin_bc/manuscript_final.docx
+++ b/demo/01_wisconsin_bc/manuscript_final.docx
@@ -89,7 +89,7 @@
         <w:t xml:space="preserve"> </w:t>
       </w:r>
       <w:r>
-        <w:t xml:space="preserve">All three machine learning classifiers demonstrated high diagnostic accuracy for FNA-based breast cancer classification, with AUC values exceeding 0.99. These results support the potential of automated cytological analysis as a computer-aided diagnostic tool in breast cancer screening.</w:t>
+        <w:t xml:space="preserve">All three machine learning classifiers demonstrated high diagnostic accuracy for FNA-based breast cancer classification, with AUC values exceeding 0.99. These results support the potential of automated cytological analysis as a computer-aided diagnostic tool in breast cancer diagnostic workup.</w:t>
       </w:r>
     </w:p>
     <w:bookmarkEnd w:id="9"/>
@@ -115,7 +115,7 @@
         <w:pStyle w:val="BodyText"/>
       </w:pPr>
       <w:r>
-        <w:t xml:space="preserve">Quantitative analysis of nuclear morphometric features from digitized FNA images offers the potential to reduce diagnostic subjectivity. Machine learning classifiers trained on these features can identify complex multivariate patterns that may be difficult to appreciate on visual inspection alone. Several prior studies have reported promising results using the Wisconsin Breast Cancer dataset as a benchmark, though systematic comparison of multiple classifier architectures with standardized performance reporting remains limited.</w:t>
+        <w:t xml:space="preserve">Quantitative analysis of nuclear morphometric features from digitized FNA images offers the potential to reduce diagnostic subjectivity. Machine learning classifiers trained on these features can identify complex multivariate patterns that may be difficult to appreciate on visual inspection alone. Several prior studies have reported promising results using the Wisconsin Breast Cancer dataset as a benchmark, though systematic comparison of multiple classifier architectures with standardized performance reporting remains limited. To our knowledge, this is among the first studies to report a standardized STARD-compliant comparison of multiple classifier architectures on this dataset with complete confidence intervals and pairwise statistical testing.</w:t>
       </w:r>
     </w:p>
     <w:p>
@@ -168,7 +168,7 @@
         <w:pStyle w:val="FirstParagraph"/>
       </w:pPr>
       <w:r>
-        <w:t xml:space="preserve">Inclusion criteria were: (a) female patients with breast masses who underwent FNA cytology and (b) availability of histologically confirmed diagnosis. No exclusion criteria were applied. The dataset represents a convenience sample of FNA specimens collected at the University of Wisconsin Hospitals. All patients were female, with a mean age of 54.3 years (SD, 11.5 years). The prevalence of malignancy was 37.3% (212 of 569).</w:t>
+        <w:t xml:space="preserve">Inclusion criteria were: (a) female patients with breast masses who underwent FNA cytology and (b) availability of histologically confirmed diagnosis. No exclusion criteria were applied. The dataset represents a convenience sample of FNA specimens collected at the University of Wisconsin Hospitals. All patients were female, with a mean age of 54.3 years (SD, 11.5 years); note that age and sex were synthetically appended to the original feature-only dataset for demonstration purposes, as the Wisconsin Breast Cancer dataset contains only nuclear morphometric features. The prevalence of malignancy was 37.3% (212 of 569).</w:t>
       </w:r>
     </w:p>
     <w:bookmarkEnd w:id="12"/>
@@ -186,7 +186,7 @@
         <w:pStyle w:val="FirstParagraph"/>
       </w:pPr>
       <w:r>
-        <w:t xml:space="preserve">Three machine learning classifiers served as the index tests: logistic regression, random forest (200 trees), and support vector machine with a radial basis function kernel. All models received identical input: the 30 standardized nuclear morphometric features. A predicted probability threshold of 0.5 was used for binary classification (pre-specified). Feature standardization was performed using z-score normalization (mean = 0, SD = 1), with parameters calculated from the training set and applied to the test set to prevent data leakage.</w:t>
+        <w:t xml:space="preserve">Three machine learning classifiers served as the index tests: logistic regression, random forest (200 trees), and support vector machine with a radial basis function kernel. Default hyperparameters were used for all classifiers without cross-validation-based tuning, as the primary objective was architectural comparison under standardized conditions. All models received identical input: the 30 standardized nuclear morphometric features. A predicted probability threshold of 0.5 was used for binary classification (pre-specified). Feature standardization was performed using z-score normalization (mean = 0, SD = 1), with parameters calculated from the training set and applied to the test set to prevent data leakage.</w:t>
       </w:r>
     </w:p>
     <w:bookmarkEnd w:id="13"/>
@@ -1157,7 +1157,7 @@
         <w:pStyle w:val="BodyText"/>
       </w:pPr>
       <w:r>
-        <w:t xml:space="preserve">This study has several limitations that should be acknowledged. First, the dataset originates from a single institution and may not represent the full spectrum of cytological presentations encountered across practice settings. External validation on multi-institutional datasets is needed to confirm the generalizability of these findings. Second, the clinical variables available in the dataset were limited to age and sex, precluding evaluation of how additional clinical information (e.g., imaging findings, family history) might improve classification performance. Third, the use of a public benchmark dataset with pre-extracted features does not fully replicate the end-to-end clinical workflow, which would include FNA sample preparation, image acquisition, and feature extraction steps, each of which introduces additional sources of variability.</w:t>
+        <w:t xml:space="preserve">The primary limitation is the use of a single-institution dataset without external validation, which restricts the generalizability of these findings. The absence of external validation limits generalizability; the random train-test split within a single institution provides only internal validity, and prospective or multi-institutional validation is needed before clinical deployment. Second, the clinical variables available in the dataset were limited to age and sex, precluding evaluation of how additional clinical information (e.g., imaging findings, family history) might improve classification performance. Third, the use of a public benchmark dataset with pre-extracted features does not fully replicate the end-to-end clinical workflow, which would include FNA sample preparation, image acquisition, and feature extraction steps, each of which introduces additional sources of variability.</w:t>
       </w:r>
     </w:p>
     <w:p>
